--- a/documentacion/entregables/Plan_de_Migracion_Carga_MetaFit.docx
+++ b/documentacion/entregables/Plan_de_Migracion_Carga_MetaFit.docx
@@ -73,7 +73,7 @@
         <w:spacing w:before="120" w:after="40"/>
         <w:jc w:val="center"/>
       </w:pPr>
-      <w:bookmarkStart w:id="1" w:name="_Toc243259280"/>
+      <w:bookmarkStart w:id="1" w:name="_Toc243478930"/>
       <w:r>
         <w:rPr>
           <w:rFonts w:ascii="Times New Roman" w:eastAsia="Times New Roman" w:hAnsi="Times New Roman" w:cs="Times New Roman"/>
@@ -200,7 +200,13 @@
               <w:rPr>
                 <w:sz w:val="20"/>
               </w:rPr>
-              <w:t>Plan de Migración y Carga Inicial</w:t>
+              <w:t xml:space="preserve">Plan de Migración y Carga </w:t>
+            </w:r>
+            <w:r>
+              <w:rPr>
+                <w:sz w:val="20"/>
+              </w:rPr>
+              <w:t>Inicial</w:t>
             </w:r>
           </w:p>
         </w:tc>
@@ -398,15 +404,13 @@
           </w:tcPr>
           <w:p>
             <w:pPr>
-              <w:spacing w:before="0" w:after="40" w:line="240" w:lineRule="auto"/>
-            </w:pPr>
-            <w:r/>
-            <w:r>
-              <w:rPr>
-                <w:rFonts w:ascii="Times New Roman" w:hAnsi="Times New Roman" w:cs="Times New Roman" w:eastAsia="Times New Roman"/>
-                <w:sz w:val="20"/>
-              </w:rPr>
-              <w:t>14</w:t>
+              <w:spacing w:after="40" w:line="240" w:lineRule="auto"/>
+            </w:pPr>
+            <w:r>
+              <w:rPr>
+                <w:sz w:val="20"/>
+              </w:rPr>
+              <w:t>0</w:t>
             </w:r>
           </w:p>
         </w:tc>
@@ -451,7 +455,7 @@
         <w:spacing w:before="120" w:after="40"/>
         <w:jc w:val="center"/>
       </w:pPr>
-      <w:bookmarkStart w:id="2" w:name="_Toc243259281"/>
+      <w:bookmarkStart w:id="2" w:name="_Toc243478931"/>
       <w:r>
         <w:rPr>
           <w:rFonts w:ascii="Times New Roman" w:eastAsia="Times New Roman" w:hAnsi="Times New Roman" w:cs="Times New Roman"/>
@@ -534,7 +538,14 @@
                 <w:b/>
                 <w:sz w:val="20"/>
               </w:rPr>
-              <w:t>Responsable del Cambio</w:t>
+              <w:t>Responsable del</w:t>
+            </w:r>
+            <w:r>
+              <w:rPr>
+                <w:b/>
+                <w:sz w:val="20"/>
+              </w:rPr>
+              <w:t xml:space="preserve"> Cambio</w:t>
             </w:r>
           </w:p>
         </w:tc>
@@ -633,7 +644,7 @@
         <w:spacing w:before="120" w:after="40"/>
         <w:jc w:val="center"/>
       </w:pPr>
-      <w:bookmarkStart w:id="3" w:name="_Toc243259282"/>
+      <w:bookmarkStart w:id="3" w:name="_Toc243478932"/>
       <w:r>
         <w:rPr>
           <w:rFonts w:ascii="Times New Roman" w:eastAsia="Times New Roman" w:hAnsi="Times New Roman" w:cs="Times New Roman"/>
@@ -864,7 +875,7 @@
         <w:spacing w:before="120" w:after="40"/>
         <w:jc w:val="center"/>
       </w:pPr>
-      <w:bookmarkStart w:id="4" w:name="_Toc243259283"/>
+      <w:bookmarkStart w:id="4" w:name="_Toc243478933"/>
       <w:r>
         <w:rPr>
           <w:rFonts w:ascii="Times New Roman" w:eastAsia="Times New Roman" w:hAnsi="Times New Roman" w:cs="Times New Roman"/>
@@ -881,11 +892,7 @@
           <w:tab w:val="right" w:leader="dot" w:pos="9350"/>
         </w:tabs>
         <w:rPr>
-          <w:rFonts w:asciiTheme="minorHAnsi" w:eastAsiaTheme="minorEastAsia" w:hAnsiTheme="minorHAnsi" w:cstheme="minorBidi"/>
           <w:noProof/>
-          <w:color w:val="auto"/>
-          <w:sz w:val="22"/>
-          <w:lang w:val="es-VE" w:eastAsia="es-VE"/>
         </w:rPr>
       </w:pPr>
       <w:r>
@@ -897,7 +904,7 @@
       <w:r>
         <w:fldChar w:fldCharType="separate"/>
       </w:r>
-      <w:hyperlink w:anchor="_Toc243259280" w:history="1">
+      <w:hyperlink w:anchor="_Toc243478930" w:history="1">
         <w:r>
           <w:rPr>
             <w:rStyle w:val="Hipervnculo"/>
@@ -924,7 +931,7 @@
             <w:noProof/>
             <w:webHidden/>
           </w:rPr>
-          <w:instrText xml:space="preserve"> PAGEREF _Toc243259280 \h </w:instrText>
+          <w:instrText xml:space="preserve"> PAGEREF _Toc243478930 \h </w:instrText>
         </w:r>
         <w:r>
           <w:rPr>
@@ -962,14 +969,10 @@
           <w:tab w:val="right" w:leader="dot" w:pos="9350"/>
         </w:tabs>
         <w:rPr>
-          <w:rFonts w:asciiTheme="minorHAnsi" w:eastAsiaTheme="minorEastAsia" w:hAnsiTheme="minorHAnsi" w:cstheme="minorBidi"/>
           <w:noProof/>
-          <w:color w:val="auto"/>
-          <w:sz w:val="22"/>
-          <w:lang w:val="es-VE" w:eastAsia="es-VE"/>
         </w:rPr>
       </w:pPr>
-      <w:hyperlink w:anchor="_Toc243259281" w:history="1">
+      <w:hyperlink w:anchor="_Toc243478931" w:history="1">
         <w:r>
           <w:rPr>
             <w:rStyle w:val="Hipervnculo"/>
@@ -996,7 +999,7 @@
             <w:noProof/>
             <w:webHidden/>
           </w:rPr>
-          <w:instrText xml:space="preserve"> PAGEREF _Toc243259281 \h </w:instrText>
+          <w:instrText xml:space="preserve"> PAGEREF _Toc243478931 \h </w:instrText>
         </w:r>
         <w:r>
           <w:rPr>
@@ -1034,14 +1037,10 @@
           <w:tab w:val="right" w:leader="dot" w:pos="9350"/>
         </w:tabs>
         <w:rPr>
-          <w:rFonts w:asciiTheme="minorHAnsi" w:eastAsiaTheme="minorEastAsia" w:hAnsiTheme="minorHAnsi" w:cstheme="minorBidi"/>
           <w:noProof/>
-          <w:color w:val="auto"/>
-          <w:sz w:val="22"/>
-          <w:lang w:val="es-VE" w:eastAsia="es-VE"/>
         </w:rPr>
       </w:pPr>
-      <w:hyperlink w:anchor="_Toc243259282" w:history="1">
+      <w:hyperlink w:anchor="_Toc243478932" w:history="1">
         <w:r>
           <w:rPr>
             <w:rStyle w:val="Hipervnculo"/>
@@ -1068,7 +1067,7 @@
             <w:noProof/>
             <w:webHidden/>
           </w:rPr>
-          <w:instrText xml:space="preserve"> PAGEREF _Toc243259282 \h </w:instrText>
+          <w:instrText xml:space="preserve"> PAGEREF _Toc243478932 \h </w:instrText>
         </w:r>
         <w:r>
           <w:rPr>
@@ -1106,14 +1105,10 @@
           <w:tab w:val="right" w:leader="dot" w:pos="9350"/>
         </w:tabs>
         <w:rPr>
-          <w:rFonts w:asciiTheme="minorHAnsi" w:eastAsiaTheme="minorEastAsia" w:hAnsiTheme="minorHAnsi" w:cstheme="minorBidi"/>
           <w:noProof/>
-          <w:color w:val="auto"/>
-          <w:sz w:val="22"/>
-          <w:lang w:val="es-VE" w:eastAsia="es-VE"/>
         </w:rPr>
       </w:pPr>
-      <w:hyperlink w:anchor="_Toc243259283" w:history="1">
+      <w:hyperlink w:anchor="_Toc243478933" w:history="1">
         <w:r>
           <w:rPr>
             <w:rStyle w:val="Hipervnculo"/>
@@ -1140,7 +1135,7 @@
             <w:noProof/>
             <w:webHidden/>
           </w:rPr>
-          <w:instrText xml:space="preserve"> PAGEREF _Toc243259283 \h </w:instrText>
+          <w:instrText xml:space="preserve"> PAGEREF _Toc243478933 \h </w:instrText>
         </w:r>
         <w:r>
           <w:rPr>
@@ -1178,14 +1173,10 @@
           <w:tab w:val="right" w:leader="dot" w:pos="9350"/>
         </w:tabs>
         <w:rPr>
-          <w:rFonts w:asciiTheme="minorHAnsi" w:eastAsiaTheme="minorEastAsia" w:hAnsiTheme="minorHAnsi" w:cstheme="minorBidi"/>
           <w:noProof/>
-          <w:color w:val="auto"/>
-          <w:sz w:val="22"/>
-          <w:lang w:val="es-VE" w:eastAsia="es-VE"/>
         </w:rPr>
       </w:pPr>
-      <w:hyperlink w:anchor="_Toc243259284" w:history="1">
+      <w:hyperlink w:anchor="_Toc243478934" w:history="1">
         <w:r>
           <w:rPr>
             <w:rStyle w:val="Hipervnculo"/>
@@ -1212,7 +1203,7 @@
             <w:noProof/>
             <w:webHidden/>
           </w:rPr>
-          <w:instrText xml:space="preserve"> PAGEREF _Toc243259284 \h </w:instrText>
+          <w:instrText xml:space="preserve"> PAGEREF _Toc243478934 \h </w:instrText>
         </w:r>
         <w:r>
           <w:rPr>
@@ -1250,14 +1241,10 @@
           <w:tab w:val="right" w:leader="dot" w:pos="9350"/>
         </w:tabs>
         <w:rPr>
-          <w:rFonts w:asciiTheme="minorHAnsi" w:eastAsiaTheme="minorEastAsia" w:hAnsiTheme="minorHAnsi" w:cstheme="minorBidi"/>
           <w:noProof/>
-          <w:color w:val="auto"/>
-          <w:sz w:val="22"/>
-          <w:lang w:val="es-VE" w:eastAsia="es-VE"/>
         </w:rPr>
       </w:pPr>
-      <w:hyperlink w:anchor="_Toc243259285" w:history="1">
+      <w:hyperlink w:anchor="_Toc243478935" w:history="1">
         <w:r>
           <w:rPr>
             <w:rStyle w:val="Hipervnculo"/>
@@ -1284,7 +1271,7 @@
             <w:noProof/>
             <w:webHidden/>
           </w:rPr>
-          <w:instrText xml:space="preserve"> PAGEREF _Toc243259285 \h </w:instrText>
+          <w:instrText xml:space="preserve"> PAGEREF _Toc243478935 \h </w:instrText>
         </w:r>
         <w:r>
           <w:rPr>
@@ -1322,14 +1309,10 @@
           <w:tab w:val="right" w:leader="dot" w:pos="9350"/>
         </w:tabs>
         <w:rPr>
-          <w:rFonts w:asciiTheme="minorHAnsi" w:eastAsiaTheme="minorEastAsia" w:hAnsiTheme="minorHAnsi" w:cstheme="minorBidi"/>
           <w:noProof/>
-          <w:color w:val="auto"/>
-          <w:sz w:val="22"/>
-          <w:lang w:val="es-VE" w:eastAsia="es-VE"/>
         </w:rPr>
       </w:pPr>
-      <w:hyperlink w:anchor="_Toc243259286" w:history="1">
+      <w:hyperlink w:anchor="_Toc243478936" w:history="1">
         <w:r>
           <w:rPr>
             <w:rStyle w:val="Hipervnculo"/>
@@ -1356,7 +1339,7 @@
             <w:noProof/>
             <w:webHidden/>
           </w:rPr>
-          <w:instrText xml:space="preserve"> PAGEREF _Toc243259286 \h </w:instrText>
+          <w:instrText xml:space="preserve"> PAGEREF _Toc243478936 \h </w:instrText>
         </w:r>
         <w:r>
           <w:rPr>
@@ -1394,14 +1377,10 @@
           <w:tab w:val="right" w:leader="dot" w:pos="9350"/>
         </w:tabs>
         <w:rPr>
-          <w:rFonts w:asciiTheme="minorHAnsi" w:eastAsiaTheme="minorEastAsia" w:hAnsiTheme="minorHAnsi" w:cstheme="minorBidi"/>
           <w:noProof/>
-          <w:color w:val="auto"/>
-          <w:sz w:val="22"/>
-          <w:lang w:val="es-VE" w:eastAsia="es-VE"/>
         </w:rPr>
       </w:pPr>
-      <w:hyperlink w:anchor="_Toc243259287" w:history="1">
+      <w:hyperlink w:anchor="_Toc243478937" w:history="1">
         <w:r>
           <w:rPr>
             <w:rStyle w:val="Hipervnculo"/>
@@ -1428,7 +1407,7 @@
             <w:noProof/>
             <w:webHidden/>
           </w:rPr>
-          <w:instrText xml:space="preserve"> PAGEREF _Toc243259287 \h </w:instrText>
+          <w:instrText xml:space="preserve"> PAGEREF _Toc243478937 \h </w:instrText>
         </w:r>
         <w:r>
           <w:rPr>
@@ -1466,14 +1445,10 @@
           <w:tab w:val="right" w:leader="dot" w:pos="9350"/>
         </w:tabs>
         <w:rPr>
-          <w:rFonts w:asciiTheme="minorHAnsi" w:eastAsiaTheme="minorEastAsia" w:hAnsiTheme="minorHAnsi" w:cstheme="minorBidi"/>
           <w:noProof/>
-          <w:color w:val="auto"/>
-          <w:sz w:val="22"/>
-          <w:lang w:val="es-VE" w:eastAsia="es-VE"/>
         </w:rPr>
       </w:pPr>
-      <w:hyperlink w:anchor="_Toc243259288" w:history="1">
+      <w:hyperlink w:anchor="_Toc243478938" w:history="1">
         <w:r>
           <w:rPr>
             <w:rStyle w:val="Hipervnculo"/>
@@ -1500,7 +1475,7 @@
             <w:noProof/>
             <w:webHidden/>
           </w:rPr>
-          <w:instrText xml:space="preserve"> PAGEREF _Toc243259288 \h </w:instrText>
+          <w:instrText xml:space="preserve"> PAGEREF _Toc243478938 \h </w:instrText>
         </w:r>
         <w:r>
           <w:rPr>
@@ -1538,14 +1513,10 @@
           <w:tab w:val="right" w:leader="dot" w:pos="9350"/>
         </w:tabs>
         <w:rPr>
-          <w:rFonts w:asciiTheme="minorHAnsi" w:eastAsiaTheme="minorEastAsia" w:hAnsiTheme="minorHAnsi" w:cstheme="minorBidi"/>
           <w:noProof/>
-          <w:color w:val="auto"/>
-          <w:sz w:val="22"/>
-          <w:lang w:val="es-VE" w:eastAsia="es-VE"/>
         </w:rPr>
       </w:pPr>
-      <w:hyperlink w:anchor="_Toc243259289" w:history="1">
+      <w:hyperlink w:anchor="_Toc243478939" w:history="1">
         <w:r>
           <w:rPr>
             <w:rStyle w:val="Hipervnculo"/>
@@ -1572,7 +1543,7 @@
             <w:noProof/>
             <w:webHidden/>
           </w:rPr>
-          <w:instrText xml:space="preserve"> PAGEREF _Toc243259289 \h </w:instrText>
+          <w:instrText xml:space="preserve"> PAGEREF _Toc243478939 \h </w:instrText>
         </w:r>
         <w:r>
           <w:rPr>
@@ -1610,14 +1581,10 @@
           <w:tab w:val="right" w:leader="dot" w:pos="9350"/>
         </w:tabs>
         <w:rPr>
-          <w:rFonts w:asciiTheme="minorHAnsi" w:eastAsiaTheme="minorEastAsia" w:hAnsiTheme="minorHAnsi" w:cstheme="minorBidi"/>
           <w:noProof/>
-          <w:color w:val="auto"/>
-          <w:sz w:val="22"/>
-          <w:lang w:val="es-VE" w:eastAsia="es-VE"/>
         </w:rPr>
       </w:pPr>
-      <w:hyperlink w:anchor="_Toc243259290" w:history="1">
+      <w:hyperlink w:anchor="_Toc243478940" w:history="1">
         <w:r>
           <w:rPr>
             <w:rStyle w:val="Hipervnculo"/>
@@ -1644,7 +1611,7 @@
             <w:noProof/>
             <w:webHidden/>
           </w:rPr>
-          <w:instrText xml:space="preserve"> PAGEREF _Toc243259290 \h </w:instrText>
+          <w:instrText xml:space="preserve"> PAGEREF _Toc243478940 \h </w:instrText>
         </w:r>
         <w:r>
           <w:rPr>
@@ -1682,14 +1649,10 @@
           <w:tab w:val="right" w:leader="dot" w:pos="9350"/>
         </w:tabs>
         <w:rPr>
-          <w:rFonts w:asciiTheme="minorHAnsi" w:eastAsiaTheme="minorEastAsia" w:hAnsiTheme="minorHAnsi" w:cstheme="minorBidi"/>
           <w:noProof/>
-          <w:color w:val="auto"/>
-          <w:sz w:val="22"/>
-          <w:lang w:val="es-VE" w:eastAsia="es-VE"/>
         </w:rPr>
       </w:pPr>
-      <w:hyperlink w:anchor="_Toc243259291" w:history="1">
+      <w:hyperlink w:anchor="_Toc243478941" w:history="1">
         <w:r>
           <w:rPr>
             <w:rStyle w:val="Hipervnculo"/>
@@ -1716,7 +1679,7 @@
             <w:noProof/>
             <w:webHidden/>
           </w:rPr>
-          <w:instrText xml:space="preserve"> PAGEREF _Toc243259291 \h </w:instrText>
+          <w:instrText xml:space="preserve"> PAGEREF _Toc243478941 \h </w:instrText>
         </w:r>
         <w:r>
           <w:rPr>
@@ -1754,14 +1717,10 @@
           <w:tab w:val="right" w:leader="dot" w:pos="9350"/>
         </w:tabs>
         <w:rPr>
-          <w:rFonts w:asciiTheme="minorHAnsi" w:eastAsiaTheme="minorEastAsia" w:hAnsiTheme="minorHAnsi" w:cstheme="minorBidi"/>
           <w:noProof/>
-          <w:color w:val="auto"/>
-          <w:sz w:val="22"/>
-          <w:lang w:val="es-VE" w:eastAsia="es-VE"/>
         </w:rPr>
       </w:pPr>
-      <w:hyperlink w:anchor="_Toc243259292" w:history="1">
+      <w:hyperlink w:anchor="_Toc243478942" w:history="1">
         <w:r>
           <w:rPr>
             <w:rStyle w:val="Hipervnculo"/>
@@ -1788,7 +1747,7 @@
             <w:noProof/>
             <w:webHidden/>
           </w:rPr>
-          <w:instrText xml:space="preserve"> PAGEREF _Toc243259292 \h </w:instrText>
+          <w:instrText xml:space="preserve"> PAGEREF _Toc243478942 \h </w:instrText>
         </w:r>
         <w:r>
           <w:rPr>
@@ -1826,14 +1785,10 @@
           <w:tab w:val="right" w:leader="dot" w:pos="9350"/>
         </w:tabs>
         <w:rPr>
-          <w:rFonts w:asciiTheme="minorHAnsi" w:eastAsiaTheme="minorEastAsia" w:hAnsiTheme="minorHAnsi" w:cstheme="minorBidi"/>
           <w:noProof/>
-          <w:color w:val="auto"/>
-          <w:sz w:val="22"/>
-          <w:lang w:val="es-VE" w:eastAsia="es-VE"/>
         </w:rPr>
       </w:pPr>
-      <w:hyperlink w:anchor="_Toc243259293" w:history="1">
+      <w:hyperlink w:anchor="_Toc243478943" w:history="1">
         <w:r>
           <w:rPr>
             <w:rStyle w:val="Hipervnculo"/>
@@ -1861,7 +1816,7 @@
             <w:noProof/>
             <w:webHidden/>
           </w:rPr>
-          <w:instrText xml:space="preserve"> PAGEREF _Toc243259293 \h </w:instrText>
+          <w:instrText xml:space="preserve"> PAGEREF _Toc243478943 \h </w:instrText>
         </w:r>
         <w:r>
           <w:rPr>
@@ -1899,14 +1854,10 @@
           <w:tab w:val="right" w:leader="dot" w:pos="9350"/>
         </w:tabs>
         <w:rPr>
-          <w:rFonts w:asciiTheme="minorHAnsi" w:eastAsiaTheme="minorEastAsia" w:hAnsiTheme="minorHAnsi" w:cstheme="minorBidi"/>
           <w:noProof/>
-          <w:color w:val="auto"/>
-          <w:sz w:val="22"/>
-          <w:lang w:val="es-VE" w:eastAsia="es-VE"/>
         </w:rPr>
       </w:pPr>
-      <w:hyperlink w:anchor="_Toc243259294" w:history="1">
+      <w:hyperlink w:anchor="_Toc243478944" w:history="1">
         <w:r>
           <w:rPr>
             <w:rStyle w:val="Hipervnculo"/>
@@ -1934,7 +1885,7 @@
             <w:noProof/>
             <w:webHidden/>
           </w:rPr>
-          <w:instrText xml:space="preserve"> PAGEREF _Toc243259294 \h </w:instrText>
+          <w:instrText xml:space="preserve"> PAGEREF _Toc243478944 \h </w:instrText>
         </w:r>
         <w:r>
           <w:rPr>
@@ -1954,7 +1905,7 @@
             <w:noProof/>
             <w:webHidden/>
           </w:rPr>
-          <w:t>7</w:t>
+          <w:t>8</w:t>
         </w:r>
         <w:r>
           <w:rPr>
@@ -1972,14 +1923,10 @@
           <w:tab w:val="right" w:leader="dot" w:pos="9350"/>
         </w:tabs>
         <w:rPr>
-          <w:rFonts w:asciiTheme="minorHAnsi" w:eastAsiaTheme="minorEastAsia" w:hAnsiTheme="minorHAnsi" w:cstheme="minorBidi"/>
           <w:noProof/>
-          <w:color w:val="auto"/>
-          <w:sz w:val="22"/>
-          <w:lang w:val="es-VE" w:eastAsia="es-VE"/>
         </w:rPr>
       </w:pPr>
-      <w:hyperlink w:anchor="_Toc243259295" w:history="1">
+      <w:hyperlink w:anchor="_Toc243478945" w:history="1">
         <w:r>
           <w:rPr>
             <w:rStyle w:val="Hipervnculo"/>
@@ -2006,7 +1953,7 @@
             <w:noProof/>
             <w:webHidden/>
           </w:rPr>
-          <w:instrText xml:space="preserve"> PAGEREF _Toc243259295 \h </w:instrText>
+          <w:instrText xml:space="preserve"> PAGEREF _Toc243478945 \h </w:instrText>
         </w:r>
         <w:r>
           <w:rPr>
@@ -2044,14 +1991,10 @@
           <w:tab w:val="right" w:leader="dot" w:pos="9350"/>
         </w:tabs>
         <w:rPr>
-          <w:rFonts w:asciiTheme="minorHAnsi" w:eastAsiaTheme="minorEastAsia" w:hAnsiTheme="minorHAnsi" w:cstheme="minorBidi"/>
           <w:noProof/>
-          <w:color w:val="auto"/>
-          <w:sz w:val="22"/>
-          <w:lang w:val="es-VE" w:eastAsia="es-VE"/>
         </w:rPr>
       </w:pPr>
-      <w:hyperlink w:anchor="_Toc243259296" w:history="1">
+      <w:hyperlink w:anchor="_Toc243478946" w:history="1">
         <w:r>
           <w:rPr>
             <w:rStyle w:val="Hipervnculo"/>
@@ -2078,79 +2021,7 @@
             <w:noProof/>
             <w:webHidden/>
           </w:rPr>
-          <w:instrText xml:space="preserve"> PAGEREF _Toc243259296 \h </w:instrText>
-        </w:r>
-        <w:r>
-          <w:rPr>
-            <w:noProof/>
-            <w:webHidden/>
-          </w:rPr>
-        </w:r>
-        <w:r>
-          <w:rPr>
-            <w:noProof/>
-            <w:webHidden/>
-          </w:rPr>
-          <w:fldChar w:fldCharType="separate"/>
-        </w:r>
-        <w:r>
-          <w:rPr>
-            <w:noProof/>
-            <w:webHidden/>
-          </w:rPr>
-          <w:t>8</w:t>
-        </w:r>
-        <w:r>
-          <w:rPr>
-            <w:noProof/>
-            <w:webHidden/>
-          </w:rPr>
-          <w:fldChar w:fldCharType="end"/>
-        </w:r>
-      </w:hyperlink>
-    </w:p>
-    <w:p>
-      <w:pPr>
-        <w:pStyle w:val="TDC2"/>
-        <w:tabs>
-          <w:tab w:val="right" w:leader="dot" w:pos="9350"/>
-        </w:tabs>
-        <w:rPr>
-          <w:rFonts w:asciiTheme="minorHAnsi" w:eastAsiaTheme="minorEastAsia" w:hAnsiTheme="minorHAnsi" w:cstheme="minorBidi"/>
-          <w:noProof/>
-          <w:color w:val="auto"/>
-          <w:sz w:val="22"/>
-          <w:lang w:val="es-VE" w:eastAsia="es-VE"/>
-        </w:rPr>
-      </w:pPr>
-      <w:hyperlink w:anchor="_Toc243259297" w:history="1">
-        <w:r>
-          <w:rPr>
-            <w:rStyle w:val="Hipervnculo"/>
-            <w:noProof/>
-          </w:rPr>
-          <w:t>5.1 Carga inicial de datos</w:t>
-        </w:r>
-        <w:r>
-          <w:rPr>
-            <w:noProof/>
-            <w:webHidden/>
-          </w:rPr>
-          <w:tab/>
-        </w:r>
-        <w:r>
-          <w:rPr>
-            <w:noProof/>
-            <w:webHidden/>
-          </w:rPr>
-          <w:fldChar w:fldCharType="begin"/>
-        </w:r>
-        <w:r>
-          <w:rPr>
-            <w:noProof/>
-            <w:webHidden/>
-          </w:rPr>
-          <w:instrText xml:space="preserve"> PAGEREF _Toc243259297 \h </w:instrText>
+          <w:instrText xml:space="preserve"> PAGEREF _Toc243478946 \h </w:instrText>
         </w:r>
         <w:r>
           <w:rPr>
@@ -2188,14 +2059,78 @@
           <w:tab w:val="right" w:leader="dot" w:pos="9350"/>
         </w:tabs>
         <w:rPr>
-          <w:rFonts w:asciiTheme="minorHAnsi" w:eastAsiaTheme="minorEastAsia" w:hAnsiTheme="minorHAnsi" w:cstheme="minorBidi"/>
           <w:noProof/>
-          <w:color w:val="auto"/>
-          <w:sz w:val="22"/>
-          <w:lang w:val="es-VE" w:eastAsia="es-VE"/>
         </w:rPr>
       </w:pPr>
-      <w:hyperlink w:anchor="_Toc243259298" w:history="1">
+      <w:hyperlink w:anchor="_Toc243478947" w:history="1">
+        <w:r>
+          <w:rPr>
+            <w:rStyle w:val="Hipervnculo"/>
+            <w:noProof/>
+          </w:rPr>
+          <w:t>5.1 Carga inicial de datos</w:t>
+        </w:r>
+        <w:r>
+          <w:rPr>
+            <w:noProof/>
+            <w:webHidden/>
+          </w:rPr>
+          <w:tab/>
+        </w:r>
+        <w:r>
+          <w:rPr>
+            <w:noProof/>
+            <w:webHidden/>
+          </w:rPr>
+          <w:fldChar w:fldCharType="begin"/>
+        </w:r>
+        <w:r>
+          <w:rPr>
+            <w:noProof/>
+            <w:webHidden/>
+          </w:rPr>
+          <w:instrText xml:space="preserve"> PAGEREF _Toc243478947 \h </w:instrText>
+        </w:r>
+        <w:r>
+          <w:rPr>
+            <w:noProof/>
+            <w:webHidden/>
+          </w:rPr>
+        </w:r>
+        <w:r>
+          <w:rPr>
+            <w:noProof/>
+            <w:webHidden/>
+          </w:rPr>
+          <w:fldChar w:fldCharType="separate"/>
+        </w:r>
+        <w:r>
+          <w:rPr>
+            <w:noProof/>
+            <w:webHidden/>
+          </w:rPr>
+          <w:t>9</w:t>
+        </w:r>
+        <w:r>
+          <w:rPr>
+            <w:noProof/>
+            <w:webHidden/>
+          </w:rPr>
+          <w:fldChar w:fldCharType="end"/>
+        </w:r>
+      </w:hyperlink>
+    </w:p>
+    <w:p>
+      <w:pPr>
+        <w:pStyle w:val="TDC2"/>
+        <w:tabs>
+          <w:tab w:val="right" w:leader="dot" w:pos="9350"/>
+        </w:tabs>
+        <w:rPr>
+          <w:noProof/>
+        </w:rPr>
+      </w:pPr>
+      <w:hyperlink w:anchor="_Toc243478948" w:history="1">
         <w:r>
           <w:rPr>
             <w:rStyle w:val="Hipervnculo"/>
@@ -2222,7 +2157,7 @@
             <w:noProof/>
             <w:webHidden/>
           </w:rPr>
-          <w:instrText xml:space="preserve"> PAGEREF _Toc243259298 \h </w:instrText>
+          <w:instrText xml:space="preserve"> PAGEREF _Toc243478948 \h </w:instrText>
         </w:r>
         <w:r>
           <w:rPr>
@@ -2260,14 +2195,10 @@
           <w:tab w:val="right" w:leader="dot" w:pos="9350"/>
         </w:tabs>
         <w:rPr>
-          <w:rFonts w:asciiTheme="minorHAnsi" w:eastAsiaTheme="minorEastAsia" w:hAnsiTheme="minorHAnsi" w:cstheme="minorBidi"/>
           <w:noProof/>
-          <w:color w:val="auto"/>
-          <w:sz w:val="22"/>
-          <w:lang w:val="es-VE" w:eastAsia="es-VE"/>
         </w:rPr>
       </w:pPr>
-      <w:hyperlink w:anchor="_Toc243259299" w:history="1">
+      <w:hyperlink w:anchor="_Toc243478949" w:history="1">
         <w:r>
           <w:rPr>
             <w:rStyle w:val="Hipervnculo"/>
@@ -2294,7 +2225,7 @@
             <w:noProof/>
             <w:webHidden/>
           </w:rPr>
-          <w:instrText xml:space="preserve"> PAGEREF _Toc243259299 \h </w:instrText>
+          <w:instrText xml:space="preserve"> PAGEREF _Toc243478949 \h </w:instrText>
         </w:r>
         <w:r>
           <w:rPr>
@@ -2332,14 +2263,10 @@
           <w:tab w:val="right" w:leader="dot" w:pos="9350"/>
         </w:tabs>
         <w:rPr>
-          <w:rFonts w:asciiTheme="minorHAnsi" w:eastAsiaTheme="minorEastAsia" w:hAnsiTheme="minorHAnsi" w:cstheme="minorBidi"/>
           <w:noProof/>
-          <w:color w:val="auto"/>
-          <w:sz w:val="22"/>
-          <w:lang w:val="es-VE" w:eastAsia="es-VE"/>
         </w:rPr>
       </w:pPr>
-      <w:hyperlink w:anchor="_Toc243259300" w:history="1">
+      <w:hyperlink w:anchor="_Toc243478950" w:history="1">
         <w:r>
           <w:rPr>
             <w:rStyle w:val="Hipervnculo"/>
@@ -2366,7 +2293,7 @@
             <w:noProof/>
             <w:webHidden/>
           </w:rPr>
-          <w:instrText xml:space="preserve"> PAGEREF _Toc243259300 \h </w:instrText>
+          <w:instrText xml:space="preserve"> PAGEREF _Toc243478950 \h </w:instrText>
         </w:r>
         <w:r>
           <w:rPr>
@@ -2404,14 +2331,10 @@
           <w:tab w:val="right" w:leader="dot" w:pos="9350"/>
         </w:tabs>
         <w:rPr>
-          <w:rFonts w:asciiTheme="minorHAnsi" w:eastAsiaTheme="minorEastAsia" w:hAnsiTheme="minorHAnsi" w:cstheme="minorBidi"/>
           <w:noProof/>
-          <w:color w:val="auto"/>
-          <w:sz w:val="22"/>
-          <w:lang w:val="es-VE" w:eastAsia="es-VE"/>
         </w:rPr>
       </w:pPr>
-      <w:hyperlink w:anchor="_Toc243259301" w:history="1">
+      <w:hyperlink w:anchor="_Toc243478951" w:history="1">
         <w:r>
           <w:rPr>
             <w:rStyle w:val="Hipervnculo"/>
@@ -2438,7 +2361,7 @@
             <w:noProof/>
             <w:webHidden/>
           </w:rPr>
-          <w:instrText xml:space="preserve"> PAGEREF _Toc243259301 \h </w:instrText>
+          <w:instrText xml:space="preserve"> PAGEREF _Toc243478951 \h </w:instrText>
         </w:r>
         <w:r>
           <w:rPr>
@@ -2476,14 +2399,10 @@
           <w:tab w:val="right" w:leader="dot" w:pos="9350"/>
         </w:tabs>
         <w:rPr>
-          <w:rFonts w:asciiTheme="minorHAnsi" w:eastAsiaTheme="minorEastAsia" w:hAnsiTheme="minorHAnsi" w:cstheme="minorBidi"/>
           <w:noProof/>
-          <w:color w:val="auto"/>
-          <w:sz w:val="22"/>
-          <w:lang w:val="es-VE" w:eastAsia="es-VE"/>
         </w:rPr>
       </w:pPr>
-      <w:hyperlink w:anchor="_Toc243259302" w:history="1">
+      <w:hyperlink w:anchor="_Toc243478952" w:history="1">
         <w:r>
           <w:rPr>
             <w:rStyle w:val="Hipervnculo"/>
@@ -2510,7 +2429,7 @@
             <w:noProof/>
             <w:webHidden/>
           </w:rPr>
-          <w:instrText xml:space="preserve"> PAGEREF _Toc243259302 \h </w:instrText>
+          <w:instrText xml:space="preserve"> PAGEREF _Toc243478952 \h </w:instrText>
         </w:r>
         <w:r>
           <w:rPr>
@@ -2548,14 +2467,10 @@
           <w:tab w:val="right" w:leader="dot" w:pos="9350"/>
         </w:tabs>
         <w:rPr>
-          <w:rFonts w:asciiTheme="minorHAnsi" w:eastAsiaTheme="minorEastAsia" w:hAnsiTheme="minorHAnsi" w:cstheme="minorBidi"/>
           <w:noProof/>
-          <w:color w:val="auto"/>
-          <w:sz w:val="22"/>
-          <w:lang w:val="es-VE" w:eastAsia="es-VE"/>
         </w:rPr>
       </w:pPr>
-      <w:hyperlink w:anchor="_Toc243259303" w:history="1">
+      <w:hyperlink w:anchor="_Toc243478953" w:history="1">
         <w:r>
           <w:rPr>
             <w:rStyle w:val="Hipervnculo"/>
@@ -2582,7 +2497,7 @@
             <w:noProof/>
             <w:webHidden/>
           </w:rPr>
-          <w:instrText xml:space="preserve"> PAGEREF _Toc243259303 \h </w:instrText>
+          <w:instrText xml:space="preserve"> PAGEREF _Toc243478953 \h </w:instrText>
         </w:r>
         <w:r>
           <w:rPr>
@@ -2620,14 +2535,10 @@
           <w:tab w:val="right" w:leader="dot" w:pos="9350"/>
         </w:tabs>
         <w:rPr>
-          <w:rFonts w:asciiTheme="minorHAnsi" w:eastAsiaTheme="minorEastAsia" w:hAnsiTheme="minorHAnsi" w:cstheme="minorBidi"/>
           <w:noProof/>
-          <w:color w:val="auto"/>
-          <w:sz w:val="22"/>
-          <w:lang w:val="es-VE" w:eastAsia="es-VE"/>
         </w:rPr>
       </w:pPr>
-      <w:hyperlink w:anchor="_Toc243259304" w:history="1">
+      <w:hyperlink w:anchor="_Toc243478954" w:history="1">
         <w:r>
           <w:rPr>
             <w:rStyle w:val="Hipervnculo"/>
@@ -2654,7 +2565,7 @@
             <w:noProof/>
             <w:webHidden/>
           </w:rPr>
-          <w:instrText xml:space="preserve"> PAGEREF _Toc243259304 \h </w:instrText>
+          <w:instrText xml:space="preserve"> PAGEREF _Toc243478954 \h </w:instrText>
         </w:r>
         <w:r>
           <w:rPr>
@@ -2692,14 +2603,10 @@
           <w:tab w:val="right" w:leader="dot" w:pos="9350"/>
         </w:tabs>
         <w:rPr>
-          <w:rFonts w:asciiTheme="minorHAnsi" w:eastAsiaTheme="minorEastAsia" w:hAnsiTheme="minorHAnsi" w:cstheme="minorBidi"/>
           <w:noProof/>
-          <w:color w:val="auto"/>
-          <w:sz w:val="22"/>
-          <w:lang w:val="es-VE" w:eastAsia="es-VE"/>
         </w:rPr>
       </w:pPr>
-      <w:hyperlink w:anchor="_Toc243259305" w:history="1">
+      <w:hyperlink w:anchor="_Toc243478955" w:history="1">
         <w:r>
           <w:rPr>
             <w:rStyle w:val="Hipervnculo"/>
@@ -2726,7 +2633,7 @@
             <w:noProof/>
             <w:webHidden/>
           </w:rPr>
-          <w:instrText xml:space="preserve"> PAGEREF _Toc243259305 \h </w:instrText>
+          <w:instrText xml:space="preserve"> PAGEREF _Toc243478955 \h </w:instrText>
         </w:r>
         <w:r>
           <w:rPr>
@@ -2764,14 +2671,10 @@
           <w:tab w:val="right" w:leader="dot" w:pos="9350"/>
         </w:tabs>
         <w:rPr>
-          <w:rFonts w:asciiTheme="minorHAnsi" w:eastAsiaTheme="minorEastAsia" w:hAnsiTheme="minorHAnsi" w:cstheme="minorBidi"/>
           <w:noProof/>
-          <w:color w:val="auto"/>
-          <w:sz w:val="22"/>
-          <w:lang w:val="es-VE" w:eastAsia="es-VE"/>
         </w:rPr>
       </w:pPr>
-      <w:hyperlink w:anchor="_Toc243259306" w:history="1">
+      <w:hyperlink w:anchor="_Toc243478956" w:history="1">
         <w:r>
           <w:rPr>
             <w:rStyle w:val="Hipervnculo"/>
@@ -2798,7 +2701,7 @@
             <w:noProof/>
             <w:webHidden/>
           </w:rPr>
-          <w:instrText xml:space="preserve"> PAGEREF _Toc243259306 \h </w:instrText>
+          <w:instrText xml:space="preserve"> PAGEREF _Toc243478956 \h </w:instrText>
         </w:r>
         <w:r>
           <w:rPr>
@@ -2818,7 +2721,7 @@
             <w:noProof/>
             <w:webHidden/>
           </w:rPr>
-          <w:t>12</w:t>
+          <w:t>13</w:t>
         </w:r>
         <w:r>
           <w:rPr>
@@ -2836,14 +2739,10 @@
           <w:tab w:val="right" w:leader="dot" w:pos="9350"/>
         </w:tabs>
         <w:rPr>
-          <w:rFonts w:asciiTheme="minorHAnsi" w:eastAsiaTheme="minorEastAsia" w:hAnsiTheme="minorHAnsi" w:cstheme="minorBidi"/>
           <w:noProof/>
-          <w:color w:val="auto"/>
-          <w:sz w:val="22"/>
-          <w:lang w:val="es-VE" w:eastAsia="es-VE"/>
         </w:rPr>
       </w:pPr>
-      <w:hyperlink w:anchor="_Toc243259307" w:history="1">
+      <w:hyperlink w:anchor="_Toc243478957" w:history="1">
         <w:r>
           <w:rPr>
             <w:rStyle w:val="Hipervnculo"/>
@@ -2870,7 +2769,7 @@
             <w:noProof/>
             <w:webHidden/>
           </w:rPr>
-          <w:instrText xml:space="preserve"> PAGEREF _Toc243259307 \h </w:instrText>
+          <w:instrText xml:space="preserve"> PAGEREF _Toc243478957 \h </w:instrText>
         </w:r>
         <w:r>
           <w:rPr>
@@ -2920,7 +2819,7 @@
         <w:spacing w:before="120" w:after="40"/>
         <w:jc w:val="center"/>
       </w:pPr>
-      <w:bookmarkStart w:id="5" w:name="_Toc243259284"/>
+      <w:bookmarkStart w:id="5" w:name="_Toc243478934"/>
       <w:r>
         <w:rPr>
           <w:rFonts w:ascii="Times New Roman" w:eastAsia="Times New Roman" w:hAnsi="Times New Roman" w:cs="Times New Roman"/>
@@ -2935,7 +2834,7 @@
         <w:pStyle w:val="Ttulo2"/>
         <w:spacing w:before="120" w:after="40"/>
       </w:pPr>
-      <w:bookmarkStart w:id="6" w:name="_Toc243259285"/>
+      <w:bookmarkStart w:id="6" w:name="_Toc243478935"/>
       <w:r>
         <w:rPr>
           <w:rFonts w:ascii="Times New Roman" w:eastAsia="Times New Roman" w:hAnsi="Times New Roman" w:cs="Times New Roman"/>
@@ -2949,7 +2848,13 @@
         <w:ind w:firstLine="720"/>
       </w:pPr>
       <w:r>
-        <w:t>Este documento establece la estrategia, los requisitos y los procedimientos para migrar la información operativa del gimnasio hacia la base de datos de MetaFit y realizar la carga inicial de datos requerida para que el sistema funcione desde su primer día de uso. El plan cubre la extracción de los datos desde sus orígenes, su formateo, transformación, validación y carga en las tablas definitivas.</w:t>
+        <w:t xml:space="preserve">Este documento establece la estrategia, los requisitos y los procedimientos para migrar la información operativa del gimnasio hacia </w:t>
+      </w:r>
+      <w:r>
+        <w:t>la base de datos de MetaFit y realizar la carga inicial de datos requerida para que el sistema funcione desde su primer día de uso. El plan cubre la extracción de los datos desde sus orígenes, su formateo, transformación, validación y carga en las tablas d</w:t>
+      </w:r>
+      <w:r>
+        <w:t>efinitivas.</w:t>
       </w:r>
     </w:p>
     <w:p>
@@ -2957,7 +2862,7 @@
         <w:pStyle w:val="Ttulo2"/>
         <w:spacing w:before="120" w:after="40"/>
       </w:pPr>
-      <w:bookmarkStart w:id="7" w:name="_Toc243259286"/>
+      <w:bookmarkStart w:id="7" w:name="_Toc243478936"/>
       <w:r>
         <w:rPr>
           <w:rFonts w:ascii="Times New Roman" w:eastAsia="Times New Roman" w:hAnsi="Times New Roman" w:cs="Times New Roman"/>
@@ -2971,7 +2876,10 @@
         <w:ind w:firstLine="720"/>
       </w:pPr>
       <w:r>
-        <w:t>El alcance comprende la migración de los datos de prueba del gimnasio (registros en Excel y en papel) hacia la base de datos MariaDB 11 / MySQL 8.0 de MetaFit, abarcando principalmente las tablas USUARIO, AFILIADO, EJERCICIO, ALIMENTO y RESTRICCION, así como la verificación de integridad referencial posterior a la carga.</w:t>
+        <w:t xml:space="preserve">El alcance comprende la migración de los datos de prueba del gimnasio (registros en Excel y en papel) hacia la base de datos MariaDB 11 de MetaFit, abarcando principalmente las tablas USUARIO, AFILIADO, EJERCICIO, ALIMENTO y </w:t>
+      </w:r>
+      <w:r>
+        <w:t>RESTRICCION, así como la verificación de integridad referencial posterior a la carga.</w:t>
       </w:r>
     </w:p>
     <w:tbl>
@@ -3102,7 +3010,13 @@
               <w:rPr>
                 <w:sz w:val="20"/>
               </w:rPr>
-              <w:t>Tabla EJERCICIO</w:t>
+              <w:t>Tabla EJERCICI</w:t>
+            </w:r>
+            <w:r>
+              <w:rPr>
+                <w:sz w:val="20"/>
+              </w:rPr>
+              <w:t>O</w:t>
             </w:r>
           </w:p>
         </w:tc>
@@ -3188,7 +3102,7 @@
         <w:spacing w:before="120" w:after="40"/>
         <w:jc w:val="center"/>
       </w:pPr>
-      <w:bookmarkStart w:id="8" w:name="_Toc243259287"/>
+      <w:bookmarkStart w:id="8" w:name="_Toc243478937"/>
       <w:r>
         <w:rPr>
           <w:rFonts w:ascii="Times New Roman" w:eastAsia="Times New Roman" w:hAnsi="Times New Roman" w:cs="Times New Roman"/>
@@ -3202,7 +3116,13 @@
         <w:ind w:firstLine="720"/>
       </w:pPr>
       <w:r>
-        <w:t>La migración corresponde a un proceso de conversión: no existe un sistema previo heredado, por lo que la información se recoge desde formatos no estructurados (hojas de cálculo y soporte de papel) y se convierte al modelo relacional de MetaFit. Se definen dos tipos de migración: MI (migración de datos desde un origen externo) y CO (conversión de formato de datos ya existentes).</w:t>
+        <w:t xml:space="preserve">La migración corresponde a un proceso de conversión: no existe un sistema previo </w:t>
+      </w:r>
+      <w:r>
+        <w:t>heredado, por lo que la información se recoge desde formatos no estructurados (hojas de cálculo y soporte de papel) y se convierte al modelo relacional de MetaFit. Se definen dos tipos de migración: MI (migración de datos desde un origen externo) y CO (con</w:t>
+      </w:r>
+      <w:r>
+        <w:t>versión de formato de datos ya existentes).</w:t>
       </w:r>
     </w:p>
     <w:p>
@@ -3210,7 +3130,7 @@
         <w:pStyle w:val="Ttulo2"/>
         <w:spacing w:before="120" w:after="40"/>
       </w:pPr>
-      <w:bookmarkStart w:id="9" w:name="_Toc243259288"/>
+      <w:bookmarkStart w:id="9" w:name="_Toc243478938"/>
       <w:r>
         <w:rPr>
           <w:rFonts w:ascii="Times New Roman" w:eastAsia="Times New Roman" w:hAnsi="Times New Roman" w:cs="Times New Roman"/>
@@ -3436,7 +3356,7 @@
               <w:rPr>
                 <w:sz w:val="20"/>
               </w:rPr>
-              <w:t>MySQL administrado en Render / Railway</w:t>
+              <w:t>MariaDB 11 administrado en Render / Railway</w:t>
             </w:r>
           </w:p>
         </w:tc>
@@ -3463,7 +3383,10 @@
         <w:ind w:firstLine="720"/>
       </w:pPr>
       <w:r>
-        <w:t>La carga se ejecuta primero en desarrollo, se valida en pruebas y solo entonces se reproduce en producción, siempre después de respaldar la base de datos destino (ver Plan de Respaldo de Datos).</w:t>
+        <w:t xml:space="preserve">La carga se ejecuta primero en desarrollo, se valida en pruebas y solo entonces se reproduce en producción, siempre después de respaldar la base de datos destino (ver Plan de </w:t>
+      </w:r>
+      <w:r>
+        <w:t>Respaldo de Datos).</w:t>
       </w:r>
     </w:p>
     <w:p>
@@ -3472,7 +3395,7 @@
         <w:spacing w:before="120" w:after="40"/>
         <w:jc w:val="center"/>
       </w:pPr>
-      <w:bookmarkStart w:id="10" w:name="_Toc243259289"/>
+      <w:bookmarkStart w:id="10" w:name="_Toc243478939"/>
       <w:r>
         <w:rPr>
           <w:rFonts w:ascii="Times New Roman" w:eastAsia="Times New Roman" w:hAnsi="Times New Roman" w:cs="Times New Roman"/>
@@ -3777,7 +3700,13 @@
               <w:rPr>
                 <w:sz w:val="20"/>
               </w:rPr>
-              <w:t>Digitalizar las restricciones médicas y alimentarias de los afiliados</w:t>
+              <w:t xml:space="preserve">Digitalizar las restricciones </w:t>
+            </w:r>
+            <w:r>
+              <w:rPr>
+                <w:sz w:val="20"/>
+              </w:rPr>
+              <w:t>médicas y alimentarias de los afiliados</w:t>
             </w:r>
           </w:p>
         </w:tc>
@@ -3936,7 +3865,13 @@
               <w:rPr>
                 <w:sz w:val="20"/>
               </w:rPr>
-              <w:t>Estandarizar los campos de texto (mayúsculas, acentos y espacios)</w:t>
+              <w:t>Estandarizar los campos de texto (mayúsculas, acentos y espaci</w:t>
+            </w:r>
+            <w:r>
+              <w:rPr>
+                <w:sz w:val="20"/>
+              </w:rPr>
+              <w:t>os)</w:t>
             </w:r>
           </w:p>
         </w:tc>
@@ -4282,7 +4217,7 @@
         <w:spacing w:before="120" w:after="40"/>
         <w:jc w:val="center"/>
       </w:pPr>
-      <w:bookmarkStart w:id="11" w:name="_Toc243259290"/>
+      <w:bookmarkStart w:id="11" w:name="_Toc243478940"/>
       <w:r>
         <w:rPr>
           <w:rFonts w:ascii="Times New Roman" w:eastAsia="Times New Roman" w:hAnsi="Times New Roman" w:cs="Times New Roman"/>
@@ -4296,7 +4231,7 @@
         <w:pStyle w:val="Ttulo2"/>
         <w:spacing w:before="120" w:after="40"/>
       </w:pPr>
-      <w:bookmarkStart w:id="12" w:name="_Toc243259291"/>
+      <w:bookmarkStart w:id="12" w:name="_Toc243478941"/>
       <w:r>
         <w:rPr>
           <w:rFonts w:ascii="Times New Roman" w:eastAsia="Times New Roman" w:hAnsi="Times New Roman" w:cs="Times New Roman"/>
@@ -4313,7 +4248,13 @@
         <w:rPr>
           <w:b/>
         </w:rPr>
-        <w:t>Tabla 2</w:t>
+        <w:t xml:space="preserve">Tabla </w:t>
+      </w:r>
+      <w:r>
+        <w:rPr>
+          <w:b/>
+        </w:rPr>
+        <w:t>2</w:t>
       </w:r>
     </w:p>
     <w:p>
@@ -4321,6 +4262,7 @@
         <w:rPr>
           <w:i/>
         </w:rPr>
+        <w:lastRenderedPageBreak/>
         <w:t>Orígenes de los datos a migrar</w:t>
       </w:r>
     </w:p>
@@ -4360,7 +4302,6 @@
                 <w:b/>
                 <w:sz w:val="20"/>
               </w:rPr>
-              <w:lastRenderedPageBreak/>
               <w:t>Nombre de la tabla / archivo</w:t>
             </w:r>
           </w:p>
@@ -4575,7 +4516,7 @@
         <w:pStyle w:val="Ttulo2"/>
         <w:spacing w:before="120" w:after="40"/>
       </w:pPr>
-      <w:bookmarkStart w:id="13" w:name="_Toc243259292"/>
+      <w:bookmarkStart w:id="13" w:name="_Toc243478942"/>
       <w:r>
         <w:rPr>
           <w:rFonts w:ascii="Times New Roman" w:eastAsia="Times New Roman" w:hAnsi="Times New Roman" w:cs="Times New Roman"/>
@@ -4589,13 +4530,20 @@
         <w:pStyle w:val="Ttulo3"/>
         <w:spacing w:before="120" w:after="40"/>
       </w:pPr>
-      <w:bookmarkStart w:id="14" w:name="_Toc243259293"/>
+      <w:bookmarkStart w:id="14" w:name="_Toc243478943"/>
       <w:r>
         <w:rPr>
           <w:rFonts w:ascii="Times New Roman" w:eastAsia="Times New Roman" w:hAnsi="Times New Roman" w:cs="Times New Roman"/>
           <w:i/>
         </w:rPr>
-        <w:t>4.2.1 Representación gráfica</w:t>
+        <w:t xml:space="preserve">4.2.1 </w:t>
+      </w:r>
+      <w:r>
+        <w:rPr>
+          <w:rFonts w:ascii="Times New Roman" w:eastAsia="Times New Roman" w:hAnsi="Times New Roman" w:cs="Times New Roman"/>
+          <w:i/>
+        </w:rPr>
+        <w:t>Representación gráfica</w:t>
       </w:r>
       <w:bookmarkEnd w:id="14"/>
     </w:p>
@@ -4615,7 +4563,13 @@
         <w:rPr>
           <w:b/>
         </w:rPr>
-        <w:t>Figura 1</w:t>
+        <w:t>Fi</w:t>
+      </w:r>
+      <w:r>
+        <w:rPr>
+          <w:b/>
+        </w:rPr>
+        <w:t>gura 1</w:t>
       </w:r>
     </w:p>
     <w:p>
@@ -4842,7 +4796,13 @@
               <w:rPr>
                 <w:sz w:val="20"/>
               </w:rPr>
-              <w:t>id_usuario + id_restriccion</w:t>
+              <w:t xml:space="preserve">id_usuario + </w:t>
+            </w:r>
+            <w:r>
+              <w:rPr>
+                <w:sz w:val="20"/>
+              </w:rPr>
+              <w:t>id_restriccion</w:t>
             </w:r>
           </w:p>
         </w:tc>
@@ -5017,7 +4977,13 @@
               <w:rPr>
                 <w:sz w:val="20"/>
               </w:rPr>
-              <w:t>Ambas claves a sus tablas (N:M)</w:t>
+              <w:t>Ambas claves a sus tabl</w:t>
+            </w:r>
+            <w:r>
+              <w:rPr>
+                <w:sz w:val="20"/>
+              </w:rPr>
+              <w:t>as (N:M)</w:t>
             </w:r>
           </w:p>
         </w:tc>
@@ -5305,12 +5271,13 @@
         <w:pStyle w:val="Ttulo3"/>
         <w:spacing w:before="120" w:after="40"/>
       </w:pPr>
-      <w:bookmarkStart w:id="15" w:name="_Toc243259294"/>
+      <w:bookmarkStart w:id="15" w:name="_Toc243478944"/>
       <w:r>
         <w:rPr>
           <w:rFonts w:ascii="Times New Roman" w:eastAsia="Times New Roman" w:hAnsi="Times New Roman" w:cs="Times New Roman"/>
           <w:i/>
         </w:rPr>
+        <w:lastRenderedPageBreak/>
         <w:t>4.2.2 Descripción del modelo</w:t>
       </w:r>
       <w:bookmarkEnd w:id="15"/>
@@ -5320,11 +5287,13 @@
         <w:ind w:firstLine="720"/>
       </w:pPr>
       <w:r>
-        <w:t xml:space="preserve">El modelo final está normalizado en tercera forma normal (3FN): no existen dependencias parciales sobre claves compuestas ni dependencias transitivas entre atributos no </w:t>
+        <w:t>El modelo final está normalizad</w:t>
       </w:r>
       <w:r>
-        <w:lastRenderedPageBreak/>
-        <w:t>clave. Las tablas de catálogo (RESTRICCION, EJERCICIO, ALIMENTO) se cargan una sola vez y no dependen de ninguna otra tabla. Las relaciones N:M entre afiliado-restricción, ejercicio-restricción y alimento-restricción se resuelven con tablas puente.</w:t>
+        <w:t xml:space="preserve">o en tercera forma normal (3FN): no existen dependencias parciales sobre claves compuestas ni dependencias transitivas entre atributos no clave. Las tablas de catálogo (RESTRICCION, EJERCICIO, ALIMENTO) se cargan una sola vez y no dependen de ninguna otra </w:t>
+      </w:r>
+      <w:r>
+        <w:t>tabla. Las relaciones N:M entre afiliado-restricción, ejercicio-restricción y alimento-restricción se resuelven con tablas puente.</w:t>
       </w:r>
     </w:p>
     <w:p>
@@ -5437,7 +5406,13 @@
               <w:rPr>
                 <w:sz w:val="20"/>
               </w:rPr>
-              <w:t>id_usuario, nombres, apellidos, correo, contrasena, rol, estado, fecha_registro</w:t>
+              <w:t xml:space="preserve">id_usuario, nombres, </w:t>
+            </w:r>
+            <w:r>
+              <w:rPr>
+                <w:sz w:val="20"/>
+              </w:rPr>
+              <w:t>apellidos, correo, contrasena, rol, estado, fecha_registro</w:t>
             </w:r>
           </w:p>
         </w:tc>
@@ -5511,7 +5486,13 @@
               <w:rPr>
                 <w:sz w:val="20"/>
               </w:rPr>
-              <w:t>id_ejercicio, nombre_ejercicio, grupo_muscular, descripcion, nivel_minimo</w:t>
+              <w:t xml:space="preserve">id_ejercicio, nombre_ejercicio, </w:t>
+            </w:r>
+            <w:r>
+              <w:rPr>
+                <w:sz w:val="20"/>
+              </w:rPr>
+              <w:t>grupo_muscular, descripcion, nivel_minimo</w:t>
             </w:r>
           </w:p>
         </w:tc>
@@ -5596,7 +5577,7 @@
         <w:pStyle w:val="Ttulo2"/>
         <w:spacing w:before="120" w:after="40"/>
       </w:pPr>
-      <w:bookmarkStart w:id="16" w:name="_Toc243259295"/>
+      <w:bookmarkStart w:id="16" w:name="_Toc243478945"/>
       <w:r>
         <w:rPr>
           <w:rFonts w:ascii="Times New Roman" w:eastAsia="Times New Roman" w:hAnsi="Times New Roman" w:cs="Times New Roman"/>
@@ -5610,7 +5591,10 @@
         <w:ind w:firstLine="720"/>
       </w:pPr>
       <w:r>
-        <w:t>Durante la migración se utilizan tablas auxiliares temporales para recibir los datos formateados antes de moverlos a las tablas definitivas. Estas tablas se eliminan al finalizar el proceso.</w:t>
+        <w:t>Durante la migración se utilizan tablas auxili</w:t>
+      </w:r>
+      <w:r>
+        <w:t>ares temporales para recibir los datos formateados antes de moverlos a las tablas definitivas. Estas tablas se eliminan al finalizar el proceso.</w:t>
       </w:r>
     </w:p>
     <w:p>
@@ -6035,11 +6019,12 @@
         <w:spacing w:before="120" w:after="40"/>
         <w:jc w:val="center"/>
       </w:pPr>
-      <w:bookmarkStart w:id="17" w:name="_Toc243259296"/>
+      <w:bookmarkStart w:id="17" w:name="_Toc243478946"/>
       <w:r>
         <w:rPr>
           <w:rFonts w:ascii="Times New Roman" w:eastAsia="Times New Roman" w:hAnsi="Times New Roman" w:cs="Times New Roman"/>
         </w:rPr>
+        <w:lastRenderedPageBreak/>
         <w:t>5. Análisis y diseño de procesos</w:t>
       </w:r>
       <w:bookmarkEnd w:id="17"/>
@@ -6049,7 +6034,10 @@
         <w:ind w:firstLine="720"/>
       </w:pPr>
       <w:r>
-        <w:t>El proceso de carga sigue la secuencia ETL: extracción, transformación y carga, con validaciones en cada etapa.</w:t>
+        <w:t>El proceso de carga sigue la secuencia ETL: extracción, transformació</w:t>
+      </w:r>
+      <w:r>
+        <w:t>n y carga, con validaciones en cada etapa.</w:t>
       </w:r>
     </w:p>
     <w:p>
@@ -6060,7 +6048,6 @@
         <w:rPr>
           <w:b/>
         </w:rPr>
-        <w:lastRenderedPageBreak/>
         <w:t>Figura 2</w:t>
       </w:r>
     </w:p>
@@ -6243,7 +6230,13 @@
               <w:rPr>
                 <w:sz w:val="20"/>
               </w:rPr>
-              <w:t>3. Formateo: fechas, texto y catálogos</w:t>
+              <w:t xml:space="preserve">3. Formateo: fechas, texto y </w:t>
+            </w:r>
+            <w:r>
+              <w:rPr>
+                <w:sz w:val="20"/>
+              </w:rPr>
+              <w:t>catálogos</w:t>
             </w:r>
           </w:p>
         </w:tc>
@@ -6515,7 +6508,14 @@
                 <w:b/>
                 <w:sz w:val="20"/>
               </w:rPr>
-              <w:t>FIN — Base de datos lista para operar</w:t>
+              <w:t xml:space="preserve">FIN — </w:t>
+            </w:r>
+            <w:r>
+              <w:rPr>
+                <w:b/>
+                <w:sz w:val="20"/>
+              </w:rPr>
+              <w:t>Base de datos lista para operar</w:t>
             </w:r>
           </w:p>
         </w:tc>
@@ -6526,7 +6526,7 @@
         <w:pStyle w:val="Ttulo2"/>
         <w:spacing w:before="120" w:after="40"/>
       </w:pPr>
-      <w:bookmarkStart w:id="18" w:name="_Toc243259297"/>
+      <w:bookmarkStart w:id="18" w:name="_Toc243478947"/>
       <w:r>
         <w:rPr>
           <w:rFonts w:ascii="Times New Roman" w:eastAsia="Times New Roman" w:hAnsi="Times New Roman" w:cs="Times New Roman"/>
@@ -6540,7 +6540,10 @@
         <w:ind w:firstLine="720"/>
       </w:pPr>
       <w:r>
-        <w:t>La carga inicial toma los datos del origen y los deposita en las tablas auxiliares. En MetaFit la herramienta es la utilidad LOAD DATA INFILE del cliente de MySQL/MariaDB (y los comandos INSERT como alternativa), que cumple la misma función que SQL*Loader en Oracle.</w:t>
+        <w:t>La carga inicial toma los datos del origen y los deposita en las tablas auxiliares. En MetaFit la herramienta es la utilidad LOAD DATA INFILE del cliente de MySQL/MariaDB (y los comandos INSERT co</w:t>
+      </w:r>
+      <w:r>
+        <w:t>mo alternativa), que cumple la misma función que SQL*Loader en Oracle.</w:t>
       </w:r>
     </w:p>
     <w:p>
@@ -6694,6 +6697,7 @@
               <w:rPr>
                 <w:sz w:val="20"/>
               </w:rPr>
+              <w:lastRenderedPageBreak/>
               <w:t>AUX_USUARIO</w:t>
             </w:r>
           </w:p>
@@ -7119,7 +7123,6 @@
               <w:rPr>
                 <w:sz w:val="20"/>
               </w:rPr>
-              <w:lastRenderedPageBreak/>
               <w:t>AUX_AFILIADO</w:t>
             </w:r>
           </w:p>
@@ -7195,7 +7198,7 @@
         <w:pStyle w:val="Ttulo2"/>
         <w:spacing w:before="120" w:after="40"/>
       </w:pPr>
-      <w:bookmarkStart w:id="19" w:name="_Toc243259298"/>
+      <w:bookmarkStart w:id="19" w:name="_Toc243478948"/>
       <w:r>
         <w:rPr>
           <w:rFonts w:ascii="Times New Roman" w:eastAsia="Times New Roman" w:hAnsi="Times New Roman" w:cs="Times New Roman"/>
@@ -7561,7 +7564,13 @@
               <w:rPr>
                 <w:sz w:val="20"/>
               </w:rPr>
-              <w:t>Estandarizar a Activo / Inactivo / Suspendido</w:t>
+              <w:t xml:space="preserve">Estandarizar a Activo / Inactivo / </w:t>
+            </w:r>
+            <w:r>
+              <w:rPr>
+                <w:sz w:val="20"/>
+              </w:rPr>
+              <w:t>Suspendido</w:t>
             </w:r>
           </w:p>
         </w:tc>
@@ -8178,7 +8187,13 @@
               <w:rPr>
                 <w:sz w:val="20"/>
               </w:rPr>
-              <w:t>La fecha debe ser válida</w:t>
+              <w:t xml:space="preserve">La fecha debe </w:t>
+            </w:r>
+            <w:r>
+              <w:rPr>
+                <w:sz w:val="20"/>
+              </w:rPr>
+              <w:t>ser válida</w:t>
             </w:r>
           </w:p>
         </w:tc>
@@ -8237,7 +8252,7 @@
         <w:pStyle w:val="Ttulo2"/>
         <w:spacing w:before="120" w:after="40"/>
       </w:pPr>
-      <w:bookmarkStart w:id="20" w:name="_Toc243259299"/>
+      <w:bookmarkStart w:id="20" w:name="_Toc243478949"/>
       <w:r>
         <w:rPr>
           <w:rFonts w:ascii="Times New Roman" w:eastAsia="Times New Roman" w:hAnsi="Times New Roman" w:cs="Times New Roman"/>
@@ -8426,7 +8441,13 @@
               <w:rPr>
                 <w:sz w:val="20"/>
               </w:rPr>
-              <w:t>Cifrar con bcrypt (12 rondas)</w:t>
+              <w:t>Cifrar con</w:t>
+            </w:r>
+            <w:r>
+              <w:rPr>
+                <w:sz w:val="20"/>
+              </w:rPr>
+              <w:t xml:space="preserve"> bcrypt (12 rondas)</w:t>
             </w:r>
           </w:p>
         </w:tc>
@@ -8516,6 +8537,7 @@
               <w:rPr>
                 <w:sz w:val="20"/>
               </w:rPr>
+              <w:lastRenderedPageBreak/>
               <w:t>AFILIADO.id_usuario</w:t>
             </w:r>
           </w:p>
@@ -8633,7 +8655,13 @@
               <w:rPr>
                 <w:sz w:val="20"/>
               </w:rPr>
-              <w:t>Asignar el recepcionista responsable</w:t>
+              <w:t xml:space="preserve">Asignar el </w:t>
+            </w:r>
+            <w:r>
+              <w:rPr>
+                <w:sz w:val="20"/>
+              </w:rPr>
+              <w:t>recepcionista responsable</w:t>
             </w:r>
           </w:p>
         </w:tc>
@@ -8724,7 +8752,6 @@
         <w:rPr>
           <w:i/>
         </w:rPr>
-        <w:lastRenderedPageBreak/>
         <w:t>Validaciones de la transformación</w:t>
       </w:r>
     </w:p>
@@ -8911,7 +8938,13 @@
               <w:rPr>
                 <w:sz w:val="20"/>
               </w:rPr>
-              <w:t>id_usuario debe existir en USUARIO</w:t>
+              <w:t xml:space="preserve">id_usuario debe </w:t>
+            </w:r>
+            <w:r>
+              <w:rPr>
+                <w:sz w:val="20"/>
+              </w:rPr>
+              <w:t>existir en USUARIO</w:t>
             </w:r>
           </w:p>
         </w:tc>
@@ -9172,7 +9205,7 @@
         <w:pStyle w:val="Ttulo2"/>
         <w:spacing w:before="120" w:after="40"/>
       </w:pPr>
-      <w:bookmarkStart w:id="21" w:name="_Toc243259300"/>
+      <w:bookmarkStart w:id="21" w:name="_Toc243478950"/>
       <w:r>
         <w:rPr>
           <w:rFonts w:ascii="Times New Roman" w:eastAsia="Times New Roman" w:hAnsi="Times New Roman" w:cs="Times New Roman"/>
@@ -9186,7 +9219,13 @@
         <w:ind w:firstLine="720"/>
       </w:pPr>
       <w:r>
-        <w:t>La carga final mueve los registros validados desde las tablas auxiliares a las tablas definitivas, en el orden determinado por las dependencias de las claves foráneas: primero las tablas sin dependencias (RESTRICCION, EJERCICIO, ALIMENTO, USUARIO), luego AFILIADO, después CICLO y finalmente las tablas puente.</w:t>
+        <w:t>La carga final mueve</w:t>
+      </w:r>
+      <w:r>
+        <w:t xml:space="preserve"> los registros validados desde las tablas auxiliares a las tablas definitivas, en el orden determinado por las dependencias de las claves foráneas: primero las tablas sin dependencias (RESTRICCION, EJERCICIO, ALIMENTO, USUARIO), luego AFILIADO, después CIC</w:t>
+      </w:r>
+      <w:r>
+        <w:t>LO y finalmente las tablas puente.</w:t>
       </w:r>
     </w:p>
     <w:p>
@@ -9802,6 +9841,7 @@
               <w:rPr>
                 <w:sz w:val="20"/>
               </w:rPr>
+              <w:lastRenderedPageBreak/>
               <w:t>val_fin_001</w:t>
             </w:r>
           </w:p>
@@ -9834,7 +9874,13 @@
               <w:rPr>
                 <w:sz w:val="20"/>
               </w:rPr>
-              <w:t>Ninguna clave primaria duplicada</w:t>
+              <w:t xml:space="preserve">Ninguna clave primaria </w:t>
+            </w:r>
+            <w:r>
+              <w:rPr>
+                <w:sz w:val="20"/>
+              </w:rPr>
+              <w:t>duplicada</w:t>
             </w:r>
           </w:p>
         </w:tc>
@@ -10133,12 +10179,11 @@
         <w:spacing w:before="120" w:after="40"/>
         <w:jc w:val="center"/>
       </w:pPr>
-      <w:bookmarkStart w:id="22" w:name="_Toc243259301"/>
+      <w:bookmarkStart w:id="22" w:name="_Toc243478951"/>
       <w:r>
         <w:rPr>
           <w:rFonts w:ascii="Times New Roman" w:eastAsia="Times New Roman" w:hAnsi="Times New Roman" w:cs="Times New Roman"/>
         </w:rPr>
-        <w:lastRenderedPageBreak/>
         <w:t>6. Necesidades del entorno de migración</w:t>
       </w:r>
       <w:bookmarkEnd w:id="22"/>
@@ -10148,7 +10193,7 @@
         <w:pStyle w:val="Ttulo2"/>
         <w:spacing w:before="120" w:after="40"/>
       </w:pPr>
-      <w:bookmarkStart w:id="23" w:name="_Toc243259302"/>
+      <w:bookmarkStart w:id="23" w:name="_Toc243478952"/>
       <w:r>
         <w:rPr>
           <w:rFonts w:ascii="Times New Roman" w:eastAsia="Times New Roman" w:hAnsi="Times New Roman" w:cs="Times New Roman"/>
@@ -10371,7 +10416,13 @@
               <w:rPr>
                 <w:sz w:val="20"/>
               </w:rPr>
-              <w:t>8 GB RAM, 4 núcleos</w:t>
+              <w:t xml:space="preserve">8 GB </w:t>
+            </w:r>
+            <w:r>
+              <w:rPr>
+                <w:sz w:val="20"/>
+              </w:rPr>
+              <w:t>RAM, 4 núcleos</w:t>
             </w:r>
           </w:p>
         </w:tc>
@@ -10467,7 +10518,7 @@
         <w:pStyle w:val="Ttulo2"/>
         <w:spacing w:before="120" w:after="40"/>
       </w:pPr>
-      <w:bookmarkStart w:id="24" w:name="_Toc243259303"/>
+      <w:bookmarkStart w:id="24" w:name="_Toc243478953"/>
       <w:r>
         <w:rPr>
           <w:rFonts w:ascii="Times New Roman" w:eastAsia="Times New Roman" w:hAnsi="Times New Roman" w:cs="Times New Roman"/>
@@ -10570,7 +10621,7 @@
               <w:rPr>
                 <w:sz w:val="20"/>
               </w:rPr>
-              <w:t>MariaDB / MySQL</w:t>
+              <w:t>MariaDB 11</w:t>
             </w:r>
           </w:p>
         </w:tc>
@@ -10586,7 +10637,7 @@
               <w:rPr>
                 <w:sz w:val="20"/>
               </w:rPr>
-              <w:t>11 / 8.0</w:t>
+              <w:t>11</w:t>
             </w:r>
           </w:p>
         </w:tc>
@@ -10655,7 +10706,13 @@
               <w:rPr>
                 <w:sz w:val="20"/>
               </w:rPr>
-              <w:t>Limpieza y transformación de los archivos Excel</w:t>
+              <w:t xml:space="preserve">Limpieza y transformación de los archivos </w:t>
+            </w:r>
+            <w:r>
+              <w:rPr>
+                <w:sz w:val="20"/>
+              </w:rPr>
+              <w:t>Excel</w:t>
             </w:r>
           </w:p>
         </w:tc>
@@ -10826,7 +10883,7 @@
         <w:spacing w:before="120" w:after="40"/>
         <w:jc w:val="center"/>
       </w:pPr>
-      <w:bookmarkStart w:id="25" w:name="_Toc243259304"/>
+      <w:bookmarkStart w:id="25" w:name="_Toc243478954"/>
       <w:r>
         <w:rPr>
           <w:rFonts w:ascii="Times New Roman" w:eastAsia="Times New Roman" w:hAnsi="Times New Roman" w:cs="Times New Roman"/>
@@ -10840,7 +10897,10 @@
         <w:ind w:left="720" w:hanging="360"/>
       </w:pPr>
       <w:r>
-        <w:t>•  Anexo A: Script de extracción de los archivos de origen.</w:t>
+        <w:t xml:space="preserve">•  Anexo A: Script de extracción de los archivos de </w:t>
+      </w:r>
+      <w:r>
+        <w:t>origen.</w:t>
       </w:r>
     </w:p>
     <w:p>
@@ -10865,7 +10925,7 @@
         <w:spacing w:before="120" w:after="40"/>
         <w:jc w:val="center"/>
       </w:pPr>
-      <w:bookmarkStart w:id="26" w:name="_Toc243259305"/>
+      <w:bookmarkStart w:id="26" w:name="_Toc243478955"/>
       <w:r>
         <w:rPr>
           <w:rFonts w:ascii="Times New Roman" w:eastAsia="Times New Roman" w:hAnsi="Times New Roman" w:cs="Times New Roman"/>
@@ -10965,7 +11025,13 @@
               <w:rPr>
                 <w:sz w:val="20"/>
               </w:rPr>
-              <w:t>Proceso de extracción, transformación y carga de datos</w:t>
+              <w:t>Proceso de extracción, transformación y carga de</w:t>
+            </w:r>
+            <w:r>
+              <w:rPr>
+                <w:sz w:val="20"/>
+              </w:rPr>
+              <w:t xml:space="preserve"> datos</w:t>
             </w:r>
           </w:p>
         </w:tc>
@@ -11113,7 +11179,13 @@
               <w:rPr>
                 <w:sz w:val="20"/>
               </w:rPr>
-              <w:t>Cambio de formato de datos ya existentes</w:t>
+              <w:t xml:space="preserve">Cambio de formato de </w:t>
+            </w:r>
+            <w:r>
+              <w:rPr>
+                <w:sz w:val="20"/>
+              </w:rPr>
+              <w:t>datos ya existentes</w:t>
             </w:r>
           </w:p>
         </w:tc>
@@ -11162,11 +11234,12 @@
         <w:spacing w:before="120" w:after="40"/>
         <w:jc w:val="center"/>
       </w:pPr>
-      <w:bookmarkStart w:id="27" w:name="_Toc243259306"/>
+      <w:bookmarkStart w:id="27" w:name="_Toc243478956"/>
       <w:r>
         <w:rPr>
           <w:rFonts w:ascii="Times New Roman" w:eastAsia="Times New Roman" w:hAnsi="Times New Roman" w:cs="Times New Roman"/>
         </w:rPr>
+        <w:lastRenderedPageBreak/>
         <w:t>9. Bibliografía y referencias</w:t>
       </w:r>
       <w:bookmarkEnd w:id="27"/>
@@ -11176,7 +11249,10 @@
         <w:ind w:left="720" w:hanging="720"/>
       </w:pPr>
       <w:r>
-        <w:t>MetaFit Inc. (2026). Repositorio del proyecto MetaFit [Código fuente y documentación]. https://github.com/juanscarvajal04-droid/Equipo_Metafit</w:t>
+        <w:t>MetaFit Inc. (2026). Repositorio del proyecto MetaFit [Código fuente y documentación]. https://github.com/juanscarvajal04-droid/Equipo_M</w:t>
+      </w:r>
+      <w:r>
+        <w:t>etafit</w:t>
       </w:r>
     </w:p>
     <w:p>
@@ -11184,7 +11260,6 @@
         <w:ind w:left="720" w:hanging="720"/>
       </w:pPr>
       <w:r>
-        <w:lastRenderedPageBreak/>
         <w:t>Servicio Nacional de Aprendizaje. (2016). Diseño de bases de datos [Material de formación]. SENA.</w:t>
       </w:r>
     </w:p>
@@ -11201,7 +11276,10 @@
         <w:ind w:left="720" w:hanging="720"/>
       </w:pPr>
       <w:r>
-        <w:t>W3Schools. (s. f.). MySQL LOAD DATA INFILE statement. https://www.w3schools.com/sql/sql_load_data.asp</w:t>
+        <w:t>W3Schools. (s. f.). MySQL LOAD DATA INFILE statement. https://www.w3scho</w:t>
+      </w:r>
+      <w:r>
+        <w:t>ols.com/sql/sql_load_data.asp</w:t>
       </w:r>
     </w:p>
     <w:p>
@@ -11218,7 +11296,7 @@
         <w:spacing w:before="120" w:after="40"/>
         <w:jc w:val="center"/>
       </w:pPr>
-      <w:bookmarkStart w:id="28" w:name="_Toc243259307"/>
+      <w:bookmarkStart w:id="28" w:name="_Toc243478957"/>
       <w:r>
         <w:rPr>
           <w:rFonts w:ascii="Times New Roman" w:eastAsia="Times New Roman" w:hAnsi="Times New Roman" w:cs="Times New Roman"/>
@@ -24038,7 +24116,7 @@
     <w:autoRedefine/>
     <w:uiPriority w:val="39"/>
     <w:unhideWhenUsed/>
-    <w:rsid w:val="00104E9A"/>
+    <w:rsid w:val="004F4C91"/>
     <w:pPr>
       <w:spacing w:after="100"/>
     </w:pPr>
@@ -24050,7 +24128,7 @@
     <w:autoRedefine/>
     <w:uiPriority w:val="39"/>
     <w:unhideWhenUsed/>
-    <w:rsid w:val="00104E9A"/>
+    <w:rsid w:val="004F4C91"/>
     <w:pPr>
       <w:spacing w:after="100"/>
       <w:ind w:left="240"/>
@@ -24063,7 +24141,7 @@
     <w:autoRedefine/>
     <w:uiPriority w:val="39"/>
     <w:unhideWhenUsed/>
-    <w:rsid w:val="00104E9A"/>
+    <w:rsid w:val="004F4C91"/>
     <w:pPr>
       <w:spacing w:after="100"/>
       <w:ind w:left="480"/>
@@ -24074,7 +24152,7 @@
     <w:basedOn w:val="Fuentedeprrafopredeter"/>
     <w:uiPriority w:val="99"/>
     <w:unhideWhenUsed/>
-    <w:rsid w:val="00104E9A"/>
+    <w:rsid w:val="004F4C91"/>
     <w:rPr>
       <w:color w:val="0000FF" w:themeColor="hyperlink"/>
       <w:u w:val="single"/>
@@ -24408,7 +24486,7 @@
 </file>
 
 <file path=customXml/itemProps1.xml><?xml version="1.0" encoding="utf-8"?>
-<ds:datastoreItem xmlns:ds="http://schemas.openxmlformats.org/officeDocument/2006/customXml" ds:itemID="{313C9BE9-F4DD-4E00-9035-2116AB1F1268}">
+<ds:datastoreItem xmlns:ds="http://schemas.openxmlformats.org/officeDocument/2006/customXml" ds:itemID="{87C3B30C-E370-4033-BDD1-16E7C91BA077}">
   <ds:schemaRefs>
     <ds:schemaRef ds:uri="http://schemas.openxmlformats.org/officeDocument/2006/bibliography"/>
   </ds:schemaRefs>
